--- a/Docs/Новая папка/Литература_для_присосок.docx
+++ b/Docs/Новая папка/Литература_для_присосок.docx
@@ -64,6 +64,11 @@
           <w:ilvl w:val="0"/>
           <w:numId w:val="1"/>
         </w:numPr>
+        <w:rPr>
+          <w:rStyle w:val="a4"/>
+          <w:color w:val="auto"/>
+          <w:u w:val="none"/>
+        </w:rPr>
       </w:pPr>
       <w:r>
         <w:t>[</w:t>
@@ -82,8 +87,87 @@
           <w:t>https://lib.madi.ru/fel/fel1/fel17M589.pdf</w:t>
         </w:r>
       </w:hyperlink>
+    </w:p>
+    <w:p>
+      <w:pPr>
+        <w:pStyle w:val="a3"/>
+        <w:numPr>
+          <w:ilvl w:val="0"/>
+          <w:numId w:val="1"/>
+        </w:numPr>
+      </w:pPr>
+      <w:r>
+        <w:t>[</w:t>
+      </w:r>
+      <w:r>
+        <w:rPr>
+          <w:rFonts w:ascii="Segoe UI" w:hAnsi="Segoe UI" w:cs="Segoe UI"/>
+          <w:color w:val="000000"/>
+          <w:sz w:val="21"/>
+          <w:szCs w:val="21"/>
+          <w:shd w:val="clear" w:color="auto" w:fill="F7F7F7"/>
+        </w:rPr>
+        <w:t>ГОСТ 6033-80 Основные нормы</w:t>
+      </w:r>
+      <w:r>
+        <w:rPr>
+          <w:rFonts w:ascii="Segoe UI" w:hAnsi="Segoe UI" w:cs="Segoe UI"/>
+          <w:color w:val="000000"/>
+          <w:sz w:val="21"/>
+          <w:szCs w:val="21"/>
+          <w:shd w:val="clear" w:color="auto" w:fill="F7F7F7"/>
+        </w:rPr>
+        <w:t xml:space="preserve"> </w:t>
+      </w:r>
+      <w:r>
+        <w:rPr>
+          <w:rFonts w:ascii="Segoe UI" w:hAnsi="Segoe UI" w:cs="Segoe UI"/>
+          <w:color w:val="000000"/>
+          <w:sz w:val="21"/>
+          <w:szCs w:val="21"/>
+          <w:shd w:val="clear" w:color="auto" w:fill="F7F7F7"/>
+        </w:rPr>
+        <w:t>в</w:t>
+      </w:r>
+      <w:r>
+        <w:rPr>
+          <w:rFonts w:ascii="Segoe UI" w:hAnsi="Segoe UI" w:cs="Segoe UI"/>
+          <w:color w:val="000000"/>
+          <w:sz w:val="21"/>
+          <w:szCs w:val="21"/>
+          <w:shd w:val="clear" w:color="auto" w:fill="F7F7F7"/>
+        </w:rPr>
+        <w:t>заимозаменяемости</w:t>
+      </w:r>
+      <w:r>
+        <w:t xml:space="preserve">] </w:t>
+      </w:r>
       <w:bookmarkStart w:id="0" w:name="_GoBack"/>
       <w:bookmarkEnd w:id="0"/>
+      <w:r>
+        <w:fldChar w:fldCharType="begin"/>
+      </w:r>
+      <w:r>
+        <w:instrText xml:space="preserve"> HYPERLINK "</w:instrText>
+      </w:r>
+      <w:r>
+        <w:instrText>https://files.stroyinf.ru/Data2/1/4294823/4294823246.pdf</w:instrText>
+      </w:r>
+      <w:r>
+        <w:instrText xml:space="preserve">" </w:instrText>
+      </w:r>
+      <w:r>
+        <w:fldChar w:fldCharType="separate"/>
+      </w:r>
+      <w:r>
+        <w:rPr>
+          <w:rStyle w:val="a4"/>
+        </w:rPr>
+        <w:t>https://files.stroyinf.ru/Data2/1/4294823/4294823246.pdf</w:t>
+      </w:r>
+      <w:r>
+        <w:fldChar w:fldCharType="end"/>
+      </w:r>
     </w:p>
     <w:sectPr>
       <w:pgSz w:w="11906" w:h="16838"/>
